--- a/docs/management/weekly-reports/第17组.项目周报(第6周).docx
+++ b/docs/management/weekly-reports/第17组.项目周报(第6周).docx
@@ -51,7 +51,7 @@
       <w:tr>
         <w:trPr>
           <w:cantSplit/>
-          <w:trHeight w:hRule="atLeast" w:val="363"/>
+          <w:trHeight w:val="363"/>
         </w:trPr>
         <w:tc>
           <w:tcPr>
@@ -113,7 +113,7 @@
       <w:tr>
         <w:trPr>
           <w:cantSplit/>
-          <w:trHeight w:hRule="atLeast" w:val="397"/>
+          <w:trHeight w:val="397"/>
         </w:trPr>
         <w:tc>
           <w:tcPr>
@@ -210,9 +210,6 @@
             <w:pPr>
               <w:spacing w:line="320" w:lineRule="exact"/>
               <w:ind w:firstLineChars="14" w:firstLine="34"/>
-              <w:rPr>
-                <w:rFonts w:hint="eastAsia"/>
-              </w:rPr>
             </w:pPr>
             <w:r>
               <w:rPr>
@@ -226,7 +223,7 @@
       <w:tr>
         <w:trPr>
           <w:cantSplit/>
-          <w:trHeight w:val="397" w:hRule="atLeast"/>
+          <w:trHeight w:val="397"/>
         </w:trPr>
         <w:tc>
           <w:tcPr>
@@ -299,7 +296,7 @@
       <w:tr>
         <w:trPr>
           <w:cantSplit/>
-          <w:trHeight w:hRule="atLeast" w:val="397"/>
+          <w:trHeight w:val="397"/>
         </w:trPr>
         <w:tc>
           <w:tcPr>
@@ -615,7 +612,7 @@
       <w:tr>
         <w:trPr>
           <w:cantSplit/>
-          <w:trHeight w:val="425" w:hRule="atLeast"/>
+          <w:trHeight w:val="425"/>
         </w:trPr>
         <w:tc>
           <w:tcPr>
@@ -692,16 +689,14 @@
               <w:spacing w:line="280" w:lineRule="exact"/>
               <w:jc w:val="center"/>
               <w:rPr>
-                <w:rFonts w:ascii="Times New Roman" w:hint="eastAsia"/>
+                <w:rFonts w:ascii="Times New Roman"/>
                 <w:b/>
                 <w:sz w:val="21"/>
                 <w:szCs w:val="21"/>
               </w:rPr>
             </w:pPr>
             <w:r>
-              <w:t>第6周编制</w:t>
-              <w:br/>
-              <w:t>第7周提交</w:t>
+              <w:t>第6周</w:t>
             </w:r>
           </w:p>
         </w:tc>
@@ -773,7 +768,7 @@
       <w:tr>
         <w:trPr>
           <w:cantSplit/>
-          <w:trHeight w:val="425" w:hRule="atLeast"/>
+          <w:trHeight w:val="425"/>
         </w:trPr>
         <w:tc>
           <w:tcPr>
@@ -817,7 +812,16 @@
               </w:rPr>
             </w:pPr>
             <w:r>
-              <w:t>开展资料调研，形成调研分析报告，整理核心流程及待确认规则（</w:t>
+              <w:t>开展资料调研，形成调研分析报告，</w:t>
+            </w:r>
+            <w:r>
+              <w:rPr>
+                <w:rFonts w:hint="eastAsia"/>
+              </w:rPr>
+              <w:t>初步</w:t>
+            </w:r>
+            <w:r>
+              <w:t>整理核心流程及待确认规则（</w:t>
             </w:r>
             <w:r>
               <w:t>TASK-002</w:t>
@@ -878,11 +882,7 @@
               </w:rPr>
             </w:pPr>
             <w:r>
-              <w:t>任奕阳汇总</w:t>
-            </w:r>
-            <w:r>
-              <w:br/>
-              <w:t>全员参与</w:t>
+              <w:t>全员</w:t>
             </w:r>
           </w:p>
         </w:tc>
@@ -922,7 +922,7 @@
       <w:tr>
         <w:trPr>
           <w:cantSplit/>
-          <w:trHeight w:val="425" w:hRule="atLeast"/>
+          <w:trHeight w:val="425"/>
         </w:trPr>
         <w:tc>
           <w:tcPr>
@@ -966,7 +966,19 @@
               </w:rPr>
             </w:pPr>
             <w:r>
-              <w:t>按阶段编制业务流程图、数据分析表、功能分析表及双端界面原型（TASK-002）。</w:t>
+              <w:t>完善工程目录、协作规范、公共接口约定与</w:t>
+            </w:r>
+            <w:r>
+              <w:t>Docker</w:t>
+            </w:r>
+            <w:r>
+              <w:t>配置，核对环境验收（</w:t>
+            </w:r>
+            <w:r>
+              <w:t>TASK-004</w:t>
+            </w:r>
+            <w:r>
+              <w:t>）。</w:t>
             </w:r>
           </w:p>
         </w:tc>
@@ -994,9 +1006,16 @@
               </w:rPr>
             </w:pPr>
             <w:r>
-              <w:t>第7～10周开展</w:t>
-              <w:br/>
-              <w:t>第8、9、11周提交</w:t>
+              <w:t>第</w:t>
+            </w:r>
+            <w:r>
+              <w:rPr>
+                <w:rFonts w:hint="eastAsia"/>
+              </w:rPr>
+              <w:t>6</w:t>
+            </w:r>
+            <w:r>
+              <w:t>周</w:t>
             </w:r>
           </w:p>
         </w:tc>
@@ -1021,11 +1040,7 @@
               </w:rPr>
             </w:pPr>
             <w:r>
-              <w:t>各模块</w:t>
-            </w:r>
-            <w:r>
-              <w:br/>
-              <w:t>负责人</w:t>
+              <w:t>全员</w:t>
             </w:r>
           </w:p>
         </w:tc>
@@ -1057,7 +1072,7 @@
                 <w:sz w:val="18"/>
                 <w:szCs w:val="18"/>
               </w:rPr>
-              <w:t>待完成</w:t>
+              <w:t>完成</w:t>
             </w:r>
           </w:p>
         </w:tc>
@@ -1065,7 +1080,7 @@
       <w:tr>
         <w:trPr>
           <w:cantSplit/>
-          <w:trHeight w:val="425" w:hRule="atLeast"/>
+          <w:trHeight w:val="425"/>
         </w:trPr>
         <w:tc>
           <w:tcPr>
@@ -1108,21 +1123,6 @@
                 <w:szCs w:val="18"/>
               </w:rPr>
             </w:pPr>
-            <w:r>
-              <w:t>完善工程目录、协作规范、公共接口约定与</w:t>
-            </w:r>
-            <w:r>
-              <w:t>Docker</w:t>
-            </w:r>
-            <w:r>
-              <w:t>配置，核对环境验收（</w:t>
-            </w:r>
-            <w:r>
-              <w:t>TASK-004</w:t>
-            </w:r>
-            <w:r>
-              <w:t>）。</w:t>
-            </w:r>
           </w:p>
         </w:tc>
         <w:tc>
@@ -1142,24 +1142,12 @@
               <w:spacing w:line="280" w:lineRule="exact"/>
               <w:jc w:val="center"/>
               <w:rPr>
-                <w:rFonts w:ascii="Times New Roman" w:hint="eastAsia"/>
+                <w:rFonts w:ascii="Times New Roman"/>
                 <w:b/>
                 <w:sz w:val="21"/>
                 <w:szCs w:val="21"/>
               </w:rPr>
             </w:pPr>
-            <w:r>
-              <w:t>第</w:t>
-            </w:r>
-            <w:r>
-              <w:rPr>
-                <w:rFonts w:hint="eastAsia"/>
-              </w:rPr>
-              <w:t>6</w:t>
-            </w:r>
-            <w:r>
-              <w:t>周</w:t>
-            </w:r>
           </w:p>
         </w:tc>
         <w:tc>
@@ -1182,13 +1170,6 @@
                 <w:rFonts w:ascii="Times New Roman"/>
               </w:rPr>
             </w:pPr>
-            <w:r>
-              <w:t>杨振煜协调</w:t>
-            </w:r>
-            <w:r>
-              <w:br/>
-              <w:t>全员执行</w:t>
-            </w:r>
           </w:p>
         </w:tc>
         <w:tc>
@@ -1213,13 +1194,6 @@
                 <w:szCs w:val="18"/>
               </w:rPr>
             </w:pPr>
-            <w:r>
-              <w:t>配置已具备</w:t>
-            </w:r>
-            <w:r>
-              <w:br/>
-              <w:t>验收待验证</w:t>
-            </w:r>
           </w:p>
         </w:tc>
       </w:tr>
@@ -1264,7 +1238,37 @@
         <w:ind w:firstLineChars="200" w:firstLine="480"/>
       </w:pPr>
       <w:r>
-        <w:t>完成《校园快递收发系统项目计划书》，明确范围、角色及成员分工，按教师进度表制定第6～17周实施排期及验收安排；第5～15周为单独规定的周报提交周期。具备工程目录、协作规范、公共接口约定和Docker配置。</w:t>
+        <w:t>完成《校园快递收发系统项目计划书》，明确范围、角色及成员分工，按教师进度表制定第</w:t>
+      </w:r>
+      <w:r>
+        <w:t>6</w:t>
+      </w:r>
+      <w:r>
+        <w:t>～</w:t>
+      </w:r>
+      <w:r>
+        <w:t>17</w:t>
+      </w:r>
+      <w:r>
+        <w:t>周实施排期及验收安排；第</w:t>
+      </w:r>
+      <w:r>
+        <w:t>5</w:t>
+      </w:r>
+      <w:r>
+        <w:t>～</w:t>
+      </w:r>
+      <w:r>
+        <w:t>15</w:t>
+      </w:r>
+      <w:r>
+        <w:t>周为单独规定的周报提交周期。具备工程目录、协作规范、公共接口约定和</w:t>
+      </w:r>
+      <w:r>
+        <w:t>Docker</w:t>
+      </w:r>
+      <w:r>
+        <w:t>配置。</w:t>
       </w:r>
     </w:p>
     <w:p>
@@ -1277,7 +1281,22 @@
         <w:ind w:firstLineChars="200" w:firstLine="480"/>
       </w:pPr>
       <w:r>
-        <w:t>形成《校园快递收发系统调研分析报告》，梳理核心收发流程及异常衔接，列出取件确认、拒收退件、寄件取消、身份关联、管理员权限和统计口径六项待确认问题。调研采用资料分析，尚未开展访谈。</w:t>
+        <w:t>形成《校园快递收发系统调研分析报告》，梳理核心收发流程及异常衔接。10月26日修订：关键业务规则已由项目负责人确认，取件统一采用学生自助核验、系统确认出库；尚未开展访谈和现场观察。</w:t>
+      </w:r>
+      <w:r>
+        <w:rPr>
+          <w:rFonts w:hint="eastAsia"/>
+        </w:rPr>
+        <w:t/>
+      </w:r>
+      <w:r>
+        <w:t/>
+      </w:r>
+      <w:r>
+        <w:rPr>
+          <w:rFonts w:hint="eastAsia"/>
+        </w:rPr>
+        <w:t/>
       </w:r>
     </w:p>
     <w:p>
@@ -1394,52 +1413,46 @@
         <w:rPr>
           <w:rFonts w:hint="eastAsia"/>
         </w:rPr>
-        <w:t>张海睿（</w:t>
-      </w:r>
-      <w:r>
-        <w:rPr>
-          <w:rFonts w:hint="eastAsia"/>
-        </w:rPr>
-        <w:t>B</w:t>
-      </w:r>
-      <w:r>
-        <w:rPr>
-          <w:rFonts w:hint="eastAsia"/>
-        </w:rPr>
-        <w:t>）：本周任务为</w:t>
-      </w:r>
-      <w:r>
-        <w:rPr>
-          <w:rFonts w:hint="eastAsia"/>
-        </w:rPr>
-        <w:t>协同项目计划书的编写</w:t>
-      </w:r>
-      <w:r>
-        <w:rPr>
-          <w:rFonts w:hint="eastAsia"/>
-        </w:rPr>
-        <w:t>，确认负责</w:t>
-      </w:r>
-      <w:r>
-        <w:rPr>
-          <w:rFonts w:hint="eastAsia"/>
-        </w:rPr>
-        <w:t>学生查询与取件需求梳理、双端原型协调，重点明确查询范围、取件核验及逐功能页面。</w:t>
-      </w:r>
-      <w:r>
-        <w:t>D</w:t>
-      </w:r>
-      <w:r>
-        <w:rPr>
-          <w:rFonts w:hint="eastAsia"/>
-        </w:rPr>
-        <w:t>ocker</w:t>
-      </w:r>
-      <w:r>
-        <w:rPr>
-          <w:rFonts w:hint="eastAsia"/>
-        </w:rPr>
-        <w:t>安装与配置</w:t>
+        <w:t>张海睿（B）：本周任务为协同项目计划书的编写，确认负责学生查询、自助取件与拒收需求梳理、双端原型协调，重点明确查询范围、取件核验及逐功能页面。Docker安装与配置</w:t>
+      </w:r>
+      <w:r>
+        <w:rPr>
+          <w:rFonts w:hint="eastAsia"/>
+        </w:rPr>
+        <w:t/>
+      </w:r>
+      <w:r>
+        <w:rPr>
+          <w:rFonts w:hint="eastAsia"/>
+        </w:rPr>
+        <w:t/>
+      </w:r>
+      <w:r>
+        <w:rPr>
+          <w:rFonts w:hint="eastAsia"/>
+        </w:rPr>
+        <w:t/>
+      </w:r>
+      <w:r>
+        <w:rPr>
+          <w:rFonts w:hint="eastAsia"/>
+        </w:rPr>
+        <w:t/>
+      </w:r>
+      <w:r>
+        <w:t/>
+      </w:r>
+      <w:r>
+        <w:rPr>
+          <w:rFonts w:hint="eastAsia"/>
+        </w:rPr>
+        <w:t/>
+      </w:r>
+      <w:r>
+        <w:rPr>
+          <w:rFonts w:hint="eastAsia"/>
+        </w:rPr>
+        <w:t/>
       </w:r>
     </w:p>
     <w:p>
@@ -1534,7 +1547,14 @@
         <w:rPr>
           <w:rFonts w:hint="eastAsia"/>
         </w:rPr>
-        <w:t>统计需求和计算口径梳理，核对异常、权限及课程材料要求，为测试用例整理做准备。</w:t>
+        <w:t>统计需求和计算口径梳</w:t>
+      </w:r>
+      <w:r>
+        <w:rPr>
+          <w:rFonts w:hint="eastAsia"/>
+        </w:rPr>
+        <w:lastRenderedPageBreak/>
+        <w:t>理，核对异常、权限及课程材料要求，为测试用例整理做准备。</w:t>
       </w:r>
       <w:r>
         <w:t>D</w:t>
@@ -1571,7 +1591,6 @@
           <w:sz w:val="28"/>
           <w:szCs w:val="28"/>
         </w:rPr>
-        <w:lastRenderedPageBreak/>
         <w:t>项目组成员集中讨论沟通情况：</w:t>
       </w:r>
     </w:p>
@@ -1619,7 +1638,7 @@
         <w:rPr>
           <w:rFonts w:hint="eastAsia"/>
         </w:rPr>
-        <w:t>24</w:t>
+        <w:t>22</w:t>
       </w:r>
       <w:r>
         <w:rPr>
@@ -1631,7 +1650,19 @@
         <w:rPr>
           <w:rFonts w:hint="eastAsia"/>
         </w:rPr>
-        <w:t>下午</w:t>
+        <w:t>-2</w:t>
+      </w:r>
+      <w:r>
+        <w:rPr>
+          <w:rFonts w:hint="eastAsia"/>
+        </w:rPr>
+        <w:t>6</w:t>
+      </w:r>
+      <w:r>
+        <w:rPr>
+          <w:rFonts w:hint="eastAsia"/>
+        </w:rPr>
+        <w:t>日</w:t>
       </w:r>
       <w:r>
         <w:rPr>
@@ -1718,7 +1749,19 @@
         <w:rPr>
           <w:rFonts w:hint="eastAsia"/>
         </w:rPr>
-        <w:t>讨论内容：围绕项目计划、资料调研、六项关键业务问题及第7周业务流程分析安排进行讨论；共同决策项目计划书内容以及编写；确认每人负责部分。</w:t>
+        <w:t>讨论内容：围绕项目计划、资料调研、六项关键业务问题及第</w:t>
+      </w:r>
+      <w:r>
+        <w:rPr>
+          <w:rFonts w:hint="eastAsia"/>
+        </w:rPr>
+        <w:t>7</w:t>
+      </w:r>
+      <w:r>
+        <w:rPr>
+          <w:rFonts w:hint="eastAsia"/>
+        </w:rPr>
+        <w:t>周业务流程分析安排进行讨论；共同决策项目计划书内容以及编写；确认每人负责部分。</w:t>
       </w:r>
     </w:p>
     <w:p>
@@ -1735,19 +1778,19 @@
         <w:rPr>
           <w:rFonts w:hint="eastAsia"/>
         </w:rPr>
-        <w:t>讨论结果：已</w:t>
-      </w:r>
-      <w:r>
-        <w:rPr>
-          <w:rFonts w:hint="eastAsia"/>
-        </w:rPr>
-        <w:t>初步</w:t>
-      </w:r>
-      <w:r>
-        <w:rPr>
-          <w:rFonts w:hint="eastAsia"/>
-        </w:rPr>
-        <w:t>确认项目范围、角色及模块分工；取件确认方式、拒收与退件交接、寄件取消条件、身份关联、管理员权限和统计口径仍待定稿，由对应模块负责人细化、杨振煜组织确认。</w:t>
+        <w:t>讨论结果：已初步确认项目范围、角色及模块分工，关键规则由对应模块负责人细化、杨振煜组织确认。10月26日修订：关键业务规则已确认；张海睿负责学生查询、自助取件及拒收撤回，任奕阳负责收件与退件，两人共同核对交接条件。</w:t>
+      </w:r>
+      <w:r>
+        <w:rPr>
+          <w:rFonts w:hint="eastAsia"/>
+        </w:rPr>
+        <w:t/>
+      </w:r>
+      <w:r>
+        <w:rPr>
+          <w:rFonts w:hint="eastAsia"/>
+        </w:rPr>
+        <w:t/>
       </w:r>
     </w:p>
     <w:p>
@@ -1782,7 +1825,103 @@
         <w:rPr>
           <w:rFonts w:hint="eastAsia"/>
         </w:rPr>
-        <w:t>目前已形成资料调研报告，业务流程图、数据分析表、功能分析表及逐功能原型尚待分阶段完成，关键规则仍待确认。按教师进度表，第6周为分组、项目计划和调研阶段，不能据此认定需求材料延期。后续分别在第8周提交业务流程分析、第9周提交数据分析、第11周提交功能分析与原型。各模块负责人按阶段细化，杨振煜组织评审；全员开发环境验证结果仍需汇总。</w:t>
+        <w:t>目前已形成资料调研报告，业务流程图、数据分析表、功能分析表及逐功能原型尚待分阶段完成，关键规则已由项目负责人确认，具体字段、状态、接口及验收用例尚待细化（10月26日修订）。按教师进度表，第6周为分组、项目计划和调研阶段，无项目延期。后续分别在第7周提交项目计划表，在第8周提交业务流程分析、第9周提交数据分析、第11周提交功能分析与原型。各模块负责人按阶段细化，杨振煜组织评审；全员开发环境验证均符合预先定好的开发环境。</w:t>
+      </w:r>
+      <w:r>
+        <w:rPr>
+          <w:rFonts w:hint="eastAsia"/>
+        </w:rPr>
+        <w:t/>
+      </w:r>
+      <w:r>
+        <w:rPr>
+          <w:rFonts w:hint="eastAsia"/>
+        </w:rPr>
+        <w:t/>
+      </w:r>
+      <w:r>
+        <w:rPr>
+          <w:rFonts w:hint="eastAsia"/>
+        </w:rPr>
+        <w:t/>
+      </w:r>
+      <w:r>
+        <w:rPr>
+          <w:rFonts w:hint="eastAsia"/>
+        </w:rPr>
+        <w:t/>
+      </w:r>
+      <w:r>
+        <w:rPr>
+          <w:rFonts w:hint="eastAsia"/>
+        </w:rPr>
+        <w:t/>
+      </w:r>
+      <w:r>
+        <w:rPr>
+          <w:rFonts w:hint="eastAsia"/>
+        </w:rPr>
+        <w:t/>
+      </w:r>
+      <w:r>
+        <w:rPr>
+          <w:rFonts w:hint="eastAsia"/>
+        </w:rPr>
+        <w:t/>
+      </w:r>
+      <w:r>
+        <w:rPr>
+          <w:rFonts w:hint="eastAsia"/>
+        </w:rPr>
+        <w:t/>
+      </w:r>
+      <w:r>
+        <w:rPr>
+          <w:rFonts w:hint="eastAsia"/>
+        </w:rPr>
+        <w:t/>
+      </w:r>
+      <w:r>
+        <w:rPr>
+          <w:rFonts w:hint="eastAsia"/>
+        </w:rPr>
+        <w:t/>
+      </w:r>
+      <w:r>
+        <w:rPr>
+          <w:rFonts w:hint="eastAsia"/>
+        </w:rPr>
+        <w:t/>
+      </w:r>
+      <w:r>
+        <w:rPr>
+          <w:rFonts w:hint="eastAsia"/>
+        </w:rPr>
+        <w:t/>
+      </w:r>
+      <w:r>
+        <w:rPr>
+          <w:rFonts w:hint="eastAsia"/>
+        </w:rPr>
+        <w:t/>
+      </w:r>
+      <w:r>
+        <w:rPr>
+          <w:rFonts w:hint="eastAsia"/>
+        </w:rPr>
+        <w:t/>
+      </w:r>
+      <w:r>
+        <w:rPr>
+          <w:rFonts w:hint="eastAsia"/>
+        </w:rPr>
+        <w:t/>
+      </w:r>
+      <w:r>
+        <w:rPr>
+          <w:rFonts w:hint="eastAsia"/>
+        </w:rPr>
+        <w:t/>
       </w:r>
     </w:p>
     <w:p>
@@ -1817,7 +1956,67 @@
         <w:rPr>
           <w:rFonts w:hint="eastAsia"/>
         </w:rPr>
-        <w:t>第7周10-29提交项目计划书并开展业务流程分析。任奕阳汇总各模块流程，张海睿核对查询与取件流程，沈翔宇核对寄件与取消流程及所需数据，戴靖桓核对统计关联业务与待确认口径。各模块继续细化拒收退件、取消条件、权限等规则，杨振煜组织流程评审并汇总环境验证结果，为第8周11-05提交业务流程分析做准备。</w:t>
+        <w:t>第</w:t>
+      </w:r>
+      <w:r>
+        <w:rPr>
+          <w:rFonts w:hint="eastAsia"/>
+        </w:rPr>
+        <w:t>7</w:t>
+      </w:r>
+      <w:r>
+        <w:rPr>
+          <w:rFonts w:hint="eastAsia"/>
+        </w:rPr>
+        <w:t>周</w:t>
+      </w:r>
+      <w:r>
+        <w:rPr>
+          <w:rFonts w:hint="eastAsia"/>
+        </w:rPr>
+        <w:t>10-29</w:t>
+      </w:r>
+      <w:r>
+        <w:rPr>
+          <w:rFonts w:hint="eastAsia"/>
+        </w:rPr>
+        <w:t>提交项目计划书并开展业务流程分析。</w:t>
+      </w:r>
+      <w:r>
+        <w:rPr>
+          <w:rFonts w:hint="eastAsia"/>
+        </w:rPr>
+        <w:t>各成员按照各自模块做业务流程分析，</w:t>
+      </w:r>
+      <w:r>
+        <w:rPr>
+          <w:rFonts w:hint="eastAsia"/>
+        </w:rPr>
+        <w:t>杨振煜组织流程评审并汇总环境验证结果，为第</w:t>
+      </w:r>
+      <w:r>
+        <w:rPr>
+          <w:rFonts w:hint="eastAsia"/>
+        </w:rPr>
+        <w:t>8</w:t>
+      </w:r>
+      <w:r>
+        <w:rPr>
+          <w:rFonts w:hint="eastAsia"/>
+        </w:rPr>
+        <w:t>周</w:t>
+      </w:r>
+      <w:r>
+        <w:rPr>
+          <w:rFonts w:hint="eastAsia"/>
+        </w:rPr>
+        <w:t>11-05</w:t>
+      </w:r>
+      <w:r>
+        <w:rPr>
+          <w:rFonts w:hint="eastAsia"/>
+        </w:rPr>
+        <w:t>提交业务流程分析做准备。</w:t>
       </w:r>
     </w:p>
     <w:p>
@@ -2083,7 +2282,7 @@
         </mc:Choice>
         <mc:Fallback>
           <w:pict>
-            <v:line w14:anchorId="1AEBA159" id="Line 50" o:spid="_x0000_s1026" style="position:absolute;z-index:251661312;visibility:visible;mso-wrap-style:square;mso-wrap-distance-left:9pt;mso-wrap-distance-top:0;mso-wrap-distance-right:9pt;mso-wrap-distance-bottom:0;mso-position-horizontal:absolute;mso-position-horizontal-relative:text;mso-position-vertical:absolute;mso-position-vertical-relative:text" from="42.35pt,.75pt" to="42.65pt,20.4pt" o:gfxdata="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" strokeweight="1.5pt"/>
+            <v:line w14:anchorId="575EBB5E" id="Line 50" o:spid="_x0000_s1026" style="position:absolute;z-index:251661312;visibility:visible;mso-wrap-style:square;mso-wrap-distance-left:9pt;mso-wrap-distance-top:0;mso-wrap-distance-right:9pt;mso-wrap-distance-bottom:0;mso-position-horizontal:absolute;mso-position-horizontal-relative:text;mso-position-vertical:absolute;mso-position-vertical-relative:text" from="42.35pt,.75pt" to="42.65pt,20.4pt" o:gfxdata="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" strokeweight="1.5pt"/>
           </w:pict>
         </mc:Fallback>
       </mc:AlternateContent>
@@ -2516,7 +2715,7 @@
         </mc:Choice>
         <mc:Fallback>
           <w:pict>
-            <v:line w14:anchorId="74D8D74D" id="Line 49" o:spid="_x0000_s1026" style="position:absolute;z-index:251660288;visibility:visible;mso-wrap-style:square;mso-wrap-distance-left:9pt;mso-wrap-distance-top:0;mso-wrap-distance-right:9pt;mso-wrap-distance-bottom:0;mso-position-horizontal:absolute;mso-position-horizontal-relative:text;mso-position-vertical:absolute;mso-position-vertical-relative:text" from="454.7pt,3.65pt" to="455pt,23.3pt" o:gfxdata="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" strokeweight="1.5pt"/>
+            <v:line w14:anchorId="70893CF3" id="Line 49" o:spid="_x0000_s1026" style="position:absolute;z-index:251660288;visibility:visible;mso-wrap-style:square;mso-wrap-distance-left:9pt;mso-wrap-distance-top:0;mso-wrap-distance-right:9pt;mso-wrap-distance-bottom:0;mso-position-horizontal:absolute;mso-position-horizontal-relative:text;mso-position-vertical:absolute;mso-position-vertical-relative:text" from="454.7pt,3.65pt" to="455pt,23.3pt" o:gfxdata="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" strokeweight="1.5pt"/>
           </w:pict>
         </mc:Fallback>
       </mc:AlternateContent>
